--- a/docx/es/BUFRCREX_CodeFlag_es_08.docx
+++ b/docx/es/BUFRCREX_CodeFlag_es_08.docx
@@ -22,7 +22,7 @@
           <w:b/>
           <w:sz w:val="18"/>
         </w:rPr>
-        <w:t>008001  Significación del sondeo vertical</w:t>
+        <w:t>0 08 001  Significación del sondeo vertical</w:t>
       </w:r>
     </w:p>
     <w:tbl>
@@ -456,7 +456,7 @@
           <w:b/>
           <w:sz w:val="18"/>
         </w:rPr>
-        <w:t>008002  Significación vertical (observaciones en superficie)</w:t>
+        <w:t>0 08 002  Significación vertical (observaciones en superficie)</w:t>
       </w:r>
     </w:p>
     <w:tbl>
@@ -1576,7 +1576,7 @@
           <w:b/>
           <w:sz w:val="18"/>
         </w:rPr>
-        <w:t>008003  Significación vertical (observaciones satelitales)</w:t>
+        <w:t>0 08 003  Significación vertical (observaciones satelitales)</w:t>
       </w:r>
     </w:p>
     <w:tbl>
@@ -2304,7 +2304,7 @@
           <w:b/>
           <w:sz w:val="18"/>
         </w:rPr>
-        <w:t>008004  Fase del vuelo de la aeronave</w:t>
+        <w:t>0 08 004  Fase del vuelo de la aeronave</w:t>
       </w:r>
     </w:p>
     <w:tbl>
@@ -2738,7 +2738,7 @@
           <w:b/>
           <w:sz w:val="18"/>
         </w:rPr>
-        <w:t>008005  Significación del atributo meteorológico</w:t>
+        <w:t>0 08 005  Significación del atributo meteorológico</w:t>
       </w:r>
     </w:p>
     <w:tbl>
@@ -3172,7 +3172,7 @@
           <w:b/>
           <w:sz w:val="18"/>
         </w:rPr>
-        <w:t>008006  Significación del sondeo vertical del ozono</w:t>
+        <w:t>0 08 006  Significación del sondeo vertical del ozono</w:t>
       </w:r>
     </w:p>
     <w:tbl>
@@ -3704,7 +3704,7 @@
           <w:b/>
           <w:sz w:val="18"/>
         </w:rPr>
-        <w:t>008007  Significación dimensional</w:t>
+        <w:t>0 08 007  Significación dimensional</w:t>
       </w:r>
     </w:p>
     <w:tbl>
@@ -4089,7 +4089,7 @@
           <w:b/>
           <w:sz w:val="18"/>
         </w:rPr>
-        <w:t>008008  Significación del sondeo vertical de la radiación</w:t>
+        <w:t>0 08 008  Significación del sondeo vertical de la radiación</w:t>
       </w:r>
     </w:p>
     <w:tbl>
@@ -4621,7 +4621,7 @@
           <w:b/>
           <w:sz w:val="18"/>
         </w:rPr>
-        <w:t>008009  Fase detallada de vuelo de aeronave</w:t>
+        <w:t>0 08 009  Fase detallada de vuelo de aeronave</w:t>
       </w:r>
     </w:p>
     <w:tbl>
@@ -5496,7 +5496,7 @@
           <w:b/>
           <w:sz w:val="18"/>
         </w:rPr>
-        <w:t>008010  Calificador de superficie (para datos de temperatura)</w:t>
+        <w:t>0 08 010  Calificador de superficie (para datos de temperatura)</w:t>
       </w:r>
     </w:p>
     <w:tbl>
@@ -6322,7 +6322,7 @@
           <w:b/>
           <w:sz w:val="18"/>
         </w:rPr>
-        <w:t>008011  Característica meteorológica</w:t>
+        <w:t>0 08 011  Característica meteorológica</w:t>
       </w:r>
     </w:p>
     <w:tbl>
@@ -7785,7 +7785,7 @@
           <w:b/>
           <w:sz w:val="18"/>
         </w:rPr>
-        <w:t>008012  Calificador tierra/mar</w:t>
+        <w:t>0 08 012  Calificador tierra/mar</w:t>
       </w:r>
     </w:p>
     <w:tbl>
@@ -8072,7 +8072,7 @@
           <w:b/>
           <w:sz w:val="18"/>
         </w:rPr>
-        <w:t>008013  Calificador dia/noche</w:t>
+        <w:t>0 08 013  Calificador dia/noche</w:t>
       </w:r>
     </w:p>
     <w:tbl>
@@ -8359,7 +8359,7 @@
           <w:b/>
           <w:sz w:val="18"/>
         </w:rPr>
-        <w:t>008014  Calificador para el alcance visual en pista</w:t>
+        <w:t>0 08 014  Calificador para el alcance visual en pista</w:t>
       </w:r>
     </w:p>
     <w:tbl>
@@ -8989,7 +8989,7 @@
           <w:b/>
           <w:sz w:val="18"/>
         </w:rPr>
-        <w:t>008015  Calificador significativo del sensor</w:t>
+        <w:t>0 08 015  Calificador significativo del sensor</w:t>
       </w:r>
     </w:p>
     <w:tbl>
@@ -9325,7 +9325,7 @@
           <w:b/>
           <w:sz w:val="18"/>
         </w:rPr>
-        <w:t>008016  Calificador de cambio de un pronóstico de tipo tendencia o de un pronóstico de aeródromo</w:t>
+        <w:t>0 08 016  Calificador de cambio de un pronóstico de tipo tendencia o de un pronóstico de aeródromo</w:t>
       </w:r>
     </w:p>
     <w:tbl>
@@ -9710,7 +9710,7 @@
           <w:b/>
           <w:sz w:val="18"/>
         </w:rPr>
-        <w:t>008017  Calificador de la hora a la cual se espera que se produzca el cambio previsto</w:t>
+        <w:t>0 08 017  Calificador de la hora a la cual se espera que se produzca el cambio previsto</w:t>
       </w:r>
     </w:p>
     <w:tbl>
@@ -9997,7 +9997,7 @@
           <w:b/>
           <w:sz w:val="18"/>
         </w:rPr>
-        <w:t>008018  Tipo de superficie tierra/hielo medida por SeaWinds</w:t>
+        <w:t>0 08 018  Tipo de superficie tierra/hielo medida por SeaWinds</w:t>
       </w:r>
     </w:p>
     <w:tbl>
@@ -10431,7 +10431,7 @@
           <w:b/>
           <w:sz w:val="18"/>
         </w:rPr>
-        <w:t>008019  Calificador para el identificador del centro siguiente</w:t>
+        <w:t>0 08 019  Calificador para el identificador del centro siguiente</w:t>
       </w:r>
     </w:p>
     <w:tbl>
@@ -10963,7 +10963,7 @@
           <w:b/>
           <w:sz w:val="18"/>
         </w:rPr>
-        <w:t>008021  Significación temporal</w:t>
+        <w:t>0 08 021  Significación temporal</w:t>
       </w:r>
     </w:p>
     <w:tbl>
@@ -12624,7 +12624,7 @@
           <w:b/>
           <w:sz w:val="18"/>
         </w:rPr>
-        <w:t>008023  Estadísticas de primer orden</w:t>
+        <w:t>0 08 023  Estadísticas de primer orden</w:t>
       </w:r>
     </w:p>
     <w:tbl>
@@ -13548,7 +13548,7 @@
           <w:b/>
           <w:sz w:val="18"/>
         </w:rPr>
-        <w:t>008024  Estadísticas de diferencia</w:t>
+        <w:t>0 08 024  Estadísticas de diferencia</w:t>
       </w:r>
     </w:p>
     <w:tbl>
@@ -14473,7 +14473,7 @@
           <w:b/>
           <w:sz w:val="18"/>
         </w:rPr>
-        <w:t>008025  Calificador de diferencia de tiempo</w:t>
+        <w:t>0 08 025  Calificador de diferencia de tiempo</w:t>
       </w:r>
     </w:p>
     <w:tbl>
@@ -14907,7 +14907,7 @@
           <w:b/>
           <w:sz w:val="18"/>
         </w:rPr>
-        <w:t>008026  Significación matricial</w:t>
+        <w:t>0 08 026  Significación matricial</w:t>
       </w:r>
     </w:p>
     <w:tbl>
@@ -15341,7 +15341,7 @@
           <w:b/>
           <w:sz w:val="18"/>
         </w:rPr>
-        <w:t>008029  Tipo de superficie</w:t>
+        <w:t>0 08 029  Tipo de superficie</w:t>
       </w:r>
     </w:p>
     <w:tbl>
@@ -16314,7 +16314,7 @@
           <w:b/>
           <w:sz w:val="18"/>
         </w:rPr>
-        <w:t>008032  Estado de funcionamiento</w:t>
+        <w:t>0 08 032  Estado de funcionamiento</w:t>
       </w:r>
     </w:p>
     <w:tbl>
@@ -16797,7 +16797,7 @@
           <w:b/>
           <w:sz w:val="18"/>
         </w:rPr>
-        <w:t>008033  Método de derivación del porcentaje de confianza</w:t>
+        <w:t>0 08 033  Método de derivación del porcentaje de confianza</w:t>
       </w:r>
     </w:p>
     <w:tbl>
@@ -17231,7 +17231,7 @@
           <w:b/>
           <w:sz w:val="18"/>
         </w:rPr>
-        <w:t>008034  Calificador de medición de la temperatura/salinidad</w:t>
+        <w:t>0 08 034  Calificador de medición de la temperatura/salinidad</w:t>
       </w:r>
     </w:p>
     <w:tbl>
@@ -17861,7 +17861,7 @@
           <w:b/>
           <w:sz w:val="18"/>
         </w:rPr>
-        <w:t>008035  Tipo de ejercicio de control</w:t>
+        <w:t>0 08 035  Tipo de ejercicio de control</w:t>
       </w:r>
     </w:p>
     <w:tbl>
@@ -18344,7 +18344,7 @@
           <w:b/>
           <w:sz w:val="18"/>
         </w:rPr>
-        <w:t>008036  Tipo de centro o estación que realiza el control</w:t>
+        <w:t>0 08 036  Tipo de centro o estación que realiza el control</w:t>
       </w:r>
     </w:p>
     <w:tbl>
@@ -18827,7 +18827,7 @@
           <w:b/>
           <w:sz w:val="18"/>
         </w:rPr>
-        <w:t>008037  Significación de la comprobación de la línea de referencia</w:t>
+        <w:t>0 08 037  Significación de la comprobación de la línea de referencia</w:t>
       </w:r>
     </w:p>
     <w:tbl>
@@ -19163,7 +19163,7 @@
           <w:b/>
           <w:sz w:val="18"/>
         </w:rPr>
-        <w:t>008038  Significación de los datos proporcionados por el instrumento</w:t>
+        <w:t>0 08 038  Significación de los datos proporcionados por el instrumento</w:t>
       </w:r>
     </w:p>
     <w:tbl>
@@ -19450,7 +19450,7 @@
           <w:b/>
           <w:sz w:val="18"/>
         </w:rPr>
-        <w:t>008039  Significación temporal (predicción aeronáutica)</w:t>
+        <w:t>0 08 039  Significación temporal (predicción aeronáutica)</w:t>
       </w:r>
     </w:p>
     <w:tbl>
@@ -19982,7 +19982,7 @@
           <w:b/>
           <w:sz w:val="18"/>
         </w:rPr>
-        <w:t>008040  Significación del nivel de vuelo</w:t>
+        <w:t>0 08 040  Significación del nivel de vuelo</w:t>
       </w:r>
     </w:p>
     <w:tbl>
@@ -22523,7 +22523,7 @@
           <w:b/>
           <w:sz w:val="18"/>
         </w:rPr>
-        <w:t>008041  Significación de datos</w:t>
+        <w:t>0 08 041  Significación de datos</w:t>
       </w:r>
     </w:p>
     <w:tbl>
@@ -23398,7 +23398,7 @@
           <w:b/>
           <w:sz w:val="18"/>
         </w:rPr>
-        <w:t>008042  Significación del sondeo vertical ampliado</w:t>
+        <w:t>0 08 042  Significación del sondeo vertical ampliado</w:t>
       </w:r>
     </w:p>
     <w:tbl>
@@ -24372,7 +24372,7 @@
           <w:b/>
           <w:sz w:val="18"/>
         </w:rPr>
-        <w:t>008043  Tipo de componente atmosférico químico o físico</w:t>
+        <w:t>0 08 043  Tipo de componente atmosférico químico o físico</w:t>
       </w:r>
     </w:p>
     <w:tbl>
@@ -26097,7 +26097,7 @@
           <w:b/>
           <w:sz w:val="18"/>
         </w:rPr>
-        <w:t>008050  Calificador del número de valores faltantes en el cálculo de estadísticas</w:t>
+        <w:t>0 08 050  Calificador del número de valores faltantes en el cálculo de estadísticas</w:t>
       </w:r>
     </w:p>
     <w:tbl>
@@ -26776,7 +26776,7 @@
           <w:b/>
           <w:sz w:val="18"/>
         </w:rPr>
-        <w:t>008051  Calificador del número de valores faltantes en el cálculo de estadísticas</w:t>
+        <w:t>0 08 051  Calificador del número de valores faltantes en el cálculo de estadísticas</w:t>
       </w:r>
     </w:p>
     <w:tbl>
@@ -27210,7 +27210,7 @@
           <w:b/>
           <w:sz w:val="18"/>
         </w:rPr>
-        <w:t>008052  Condición por la que se deduce el número de días de ocurrencia</w:t>
+        <w:t>0 08 052  Condición por la que se deduce el número de días de ocurrencia</w:t>
       </w:r>
     </w:p>
     <w:tbl>
@@ -28624,7 +28624,7 @@
           <w:b/>
           <w:sz w:val="18"/>
         </w:rPr>
-        <w:t>008053  Calificador del día de ocurrencia</w:t>
+        <w:t>0 08 053  Calificador del día de ocurrencia</w:t>
       </w:r>
     </w:p>
     <w:tbl>
@@ -28911,7 +28911,7 @@
           <w:b/>
           <w:sz w:val="18"/>
         </w:rPr>
-        <w:t>008054  Calificador de la velocidad del viento o de las ráfagas de viento</w:t>
+        <w:t>0 08 054  Calificador de la velocidad del viento o de las ráfagas de viento</w:t>
       </w:r>
     </w:p>
     <w:tbl>
@@ -29198,7 +29198,7 @@
           <w:b/>
           <w:sz w:val="18"/>
         </w:rPr>
-        <w:t>008060  Significación del modo de exploración de la muestra</w:t>
+        <w:t>0 08 060  Significación del modo de exploración de la muestra</w:t>
       </w:r>
     </w:p>
     <w:tbl>
@@ -29730,7 +29730,7 @@
           <w:b/>
           <w:sz w:val="18"/>
         </w:rPr>
-        <w:t>008065  Indicador de destello solar</w:t>
+        <w:t>0 08 065  Indicador de destello solar</w:t>
       </w:r>
     </w:p>
     <w:tbl>
@@ -30017,7 +30017,7 @@
           <w:b/>
           <w:sz w:val="18"/>
         </w:rPr>
-        <w:t>008066  Indicador de semitransparencia</w:t>
+        <w:t>0 08 066  Indicador de semitransparencia</w:t>
       </w:r>
     </w:p>
     <w:tbl>
@@ -30304,7 +30304,7 @@
           <w:b/>
           <w:sz w:val="18"/>
         </w:rPr>
-        <w:t>008070  Calificador del producto de sonedo vertical</w:t>
+        <w:t>0 08 070  Calificador del producto de sonedo vertical</w:t>
       </w:r>
     </w:p>
     <w:tbl>
@@ -30738,7 +30738,7 @@
           <w:b/>
           <w:sz w:val="18"/>
         </w:rPr>
-        <w:t>008072  Tipo de píxel(es)</w:t>
+        <w:t>0 08 072  Tipo de píxel(es)</w:t>
       </w:r>
     </w:p>
     <w:tbl>
@@ -31172,7 +31172,7 @@
           <w:b/>
           <w:sz w:val="18"/>
         </w:rPr>
-        <w:t>008074  Tipo de eco del altímetro</w:t>
+        <w:t>0 08 074  Tipo de eco del altímetro</w:t>
       </w:r>
     </w:p>
     <w:tbl>
@@ -31459,7 +31459,7 @@
           <w:b/>
           <w:sz w:val="18"/>
         </w:rPr>
-        <w:t>008075  Calificador de órbita ascendente/descendente</w:t>
+        <w:t>0 08 075  Calificador de órbita ascendente/descendente</w:t>
       </w:r>
     </w:p>
     <w:tbl>
@@ -31746,7 +31746,7 @@
           <w:b/>
           <w:sz w:val="18"/>
         </w:rPr>
-        <w:t>008076  Tipo de banda</w:t>
+        <w:t>0 08 076  Tipo de banda</w:t>
       </w:r>
     </w:p>
     <w:tbl>
@@ -32327,7 +32327,7 @@
           <w:b/>
           <w:sz w:val="18"/>
         </w:rPr>
-        <w:t>008077  Tipo de superficie detectada mediante radiómetro</w:t>
+        <w:t>0 08 077  Tipo de superficie detectada mediante radiómetro</w:t>
       </w:r>
     </w:p>
     <w:tbl>
@@ -32810,7 +32810,7 @@
           <w:b/>
           <w:sz w:val="18"/>
         </w:rPr>
-        <w:t>008079  Estado del producto</w:t>
+        <w:t>0 08 079  Estado del producto</w:t>
       </w:r>
     </w:p>
     <w:tbl>
@@ -33391,7 +33391,7 @@
           <w:b/>
           <w:sz w:val="18"/>
         </w:rPr>
-        <w:t>008080  Calificador del banderín de calidad del GTSPP*</w:t>
+        <w:t>0 08 080  Calificador del banderín de calidad del GTSPP*</w:t>
       </w:r>
     </w:p>
     <w:tbl>
@@ -34315,7 +34315,7 @@
           <w:b/>
           <w:sz w:val="18"/>
         </w:rPr>
-        <w:t>008081  Tipo de equipo</w:t>
+        <w:t>0 08 081  Tipo de equipo</w:t>
       </w:r>
     </w:p>
     <w:tbl>
@@ -34700,7 +34700,7 @@
           <w:b/>
           <w:sz w:val="18"/>
         </w:rPr>
-        <w:t>008082  Modificación de la altura del sensor a otro valor</w:t>
+        <w:t>0 08 082  Modificación de la altura del sensor a otro valor</w:t>
       </w:r>
     </w:p>
     <w:tbl>
@@ -34988,7 +34988,7 @@
           <w:b/>
           <w:sz w:val="18"/>
         </w:rPr>
-        <w:t>008083  Indicador del valor nominal</w:t>
+        <w:t>0 08 083  Indicador del valor nominal</w:t>
       </w:r>
     </w:p>
     <w:tbl>
@@ -35618,7 +35618,7 @@
           <w:b/>
           <w:sz w:val="18"/>
         </w:rPr>
-        <w:t>008085  Identificador del haz</w:t>
+        <w:t>0 08 085  Identificador del haz</w:t>
       </w:r>
     </w:p>
     <w:tbl>
@@ -35954,7 +35954,7 @@
           <w:b/>
           <w:sz w:val="18"/>
         </w:rPr>
-        <w:t>008086  Significación vertical para predicción numérica del tiempo</w:t>
+        <w:t>0 08 086  Significación vertical para predicción numérica del tiempo</w:t>
       </w:r>
     </w:p>
     <w:tbl>
@@ -36633,7 +36633,7 @@
           <w:b/>
           <w:sz w:val="18"/>
         </w:rPr>
-        <w:t>008087  Posición esquinera de la observación</w:t>
+        <w:t>0 08 087  Posición esquinera de la observación</w:t>
       </w:r>
     </w:p>
     <w:tbl>
@@ -37018,7 +37018,7 @@
           <w:b/>
           <w:sz w:val="18"/>
         </w:rPr>
-        <w:t>008088  Significación del mapa</w:t>
+        <w:t>0 08 088  Significación del mapa</w:t>
       </w:r>
     </w:p>
     <w:tbl>
@@ -37354,7 +37354,7 @@
           <w:b/>
           <w:sz w:val="18"/>
         </w:rPr>
-        <w:t>008091  Significación de las coordenadas</w:t>
+        <w:t>0 08 091  Significación de las coordenadas</w:t>
       </w:r>
     </w:p>
     <w:tbl>
@@ -38033,7 +38033,7 @@
           <w:b/>
           <w:sz w:val="18"/>
         </w:rPr>
-        <w:t>008092  Expresión de la incertidumbre en la medición</w:t>
+        <w:t>0 08 092  Expresión de la incertidumbre en la medición</w:t>
       </w:r>
     </w:p>
     <w:tbl>
@@ -38271,7 +38271,7 @@
           <w:b/>
           <w:sz w:val="18"/>
         </w:rPr>
-        <w:t>008093  Significación de la incertidumbre en la medición</w:t>
+        <w:t>0 08 093  Significación de la incertidumbre en la medición</w:t>
       </w:r>
     </w:p>
     <w:tbl>
